--- a/일본판/3부/3부_1화_아버지의_죽음.docx
+++ b/일본판/3부/3부_1화_아버지의_죽음.docx
@@ -5403,7 +5403,7 @@
           <w:i w:val="0"/>
           <w:sz w:val="22"/>
         </w:rPr>
-        <w:t>ばあちゃんに、聞きます。</w:t>
+        <w:t>母さんに、聞きます。</w:t>
       </w:r>
     </w:p>
     <w:p>

--- a/일본판/3부/3부_1화_아버지의_죽음.docx
+++ b/일본판/3부/3부_1화_아버지의_죽음.docx
@@ -115,7 +115,7 @@
           <w:i w:val="0"/>
           <w:sz w:val="22"/>
         </w:rPr>
-        <w:t>真壁さん。お時間です。お一人ずつ五分でお願いします。入室前に、消毒をお願いします。</w:t>
+        <w:t>真壁さん。お時間です。お一人ずつ五分でお願いします。入室前に消毒をお願いします。</w:t>
       </w:r>
     </w:p>
     <w:p>
@@ -161,7 +161,7 @@
           <w:i w:val="0"/>
           <w:sz w:val="22"/>
         </w:rPr>
-        <w:t>ご家族の順番はお任せします。ただ、八時の枠はお一人です。</w:t>
+        <w:t>ご家族の順番はお任せします。ただ八時の枠はお一人です。</w:t>
       </w:r>
     </w:p>
     <w:p>
@@ -328,7 +328,7 @@
           <w:i w:val="0"/>
           <w:sz w:val="22"/>
         </w:rPr>
-        <w:t>「法の通りに」と言うなら、法の通りに、起きてください。</w:t>
+        <w:t>「法の通りに」と言うなら法の通りに、起きてください。</w:t>
       </w:r>
     </w:p>
     <w:p>
@@ -427,7 +427,7 @@
           <w:i w:val="0"/>
           <w:sz w:val="22"/>
         </w:rPr>
-        <w:t>そう。榊さんが、毎朝切っているの。看護師さんに頼んだら、ご家族の方でと言われたから。</w:t>
+        <w:t>そう。榊さんが毎朝切っているの。看護師さんに頼んだら、ご家族の方でと言われたから。</w:t>
       </w:r>
     </w:p>
     <w:p>
@@ -518,7 +518,7 @@
           <w:color w:val="555555"/>
           <w:sz w:val="22"/>
         </w:rPr>
-        <w:t>(12月26日(日)午前10時。八階から六階の個室へ移された功のベッド。酸素は鼻の管に変わり、枕が高くなっている。窓際に、加湿器。主治医が廊下で、遼と榊に低い声で説明している。)</w:t>
+        <w:t>(12月26日(日)午前10時。八階から六階の個室へ移された功のベッド。酸素は鼻の管に変わり、枕が高くなっている。窓際に加湿器。主治医が廊下で、遼と榊に低い声で説明している。)</w:t>
       </w:r>
     </w:p>
     <w:p>
@@ -541,7 +541,7 @@
           <w:i w:val="0"/>
           <w:sz w:val="22"/>
         </w:rPr>
-        <w:t>昨夜から意識が戻っています。ただ、小康状態と思ってください。臓器の数値は、どれも良くなっていません。原因は、まだ特定できていません。</w:t>
+        <w:t>昨夜から意識が戻っています。ただ小康状態と思ってください。臓器の数値は、どれも良くなっていません。原因はまだ特定できていません。</w:t>
       </w:r>
     </w:p>
     <w:p>
@@ -717,7 +717,7 @@
           <w:i w:val="0"/>
           <w:sz w:val="22"/>
         </w:rPr>
-        <w:t>先生は、去年の春から、裁判所の閲覧で写しを取らせておられました。私は、先生のお言いつけで、取っておくだけでした。</w:t>
+        <w:t>先生は去年の春から、裁判所の閲覧で写しを取らせておられました。私は、先生のお言いつけで、取っておくだけでした。</w:t>
       </w:r>
     </w:p>
     <w:p>
@@ -732,7 +732,7 @@
           <w:color w:val="555555"/>
           <w:sz w:val="22"/>
         </w:rPr>
-        <w:t>(病室。功は目を開けている。目はよく動く。声だけが、細い。枕元の台に、閉じたままの書類の束。付箋が、何枚か立っている。)</w:t>
+        <w:t>(病室。功は目を開けている。目はよく動く。声だけが細い。枕元の台に、閉じたままの書類の束。付箋が何枚か立っている。)</w:t>
       </w:r>
     </w:p>
     <w:p>
@@ -931,7 +931,7 @@
           <w:i w:val="0"/>
           <w:sz w:val="22"/>
         </w:rPr>
-        <w:t>去年だ。が、読めなかった。……開いて、閉じた。今度、初めて、最後まで読んだ。</w:t>
+        <w:t>去年だ。が、読めなかった。……開いて閉じた。今度、初めて最後まで読んだ。</w:t>
       </w:r>
     </w:p>
     <w:p>
@@ -969,7 +969,7 @@
           <w:i w:val="0"/>
           <w:sz w:val="22"/>
         </w:rPr>
-        <w:t>「責任」の二字。(目を動かして遼を見る)あれを、お前は書いた。</w:t>
+        <w:t>「責任」の二字。(目を動かして遼を見る)あれをお前は書いた。</w:t>
       </w:r>
     </w:p>
     <w:p>
@@ -1015,7 +1015,7 @@
           <w:i w:val="0"/>
           <w:sz w:val="22"/>
         </w:rPr>
-        <w:t>分かった。……去年の正月に、お前は、断った。(間)あの理由が、紙で、読めた。</w:t>
+        <w:t>分かった。……去年の正月に、お前は断った。(間)あの理由が紙で、読めた。</w:t>
       </w:r>
     </w:p>
     <w:p>
@@ -1061,7 +1061,7 @@
           <w:i w:val="0"/>
           <w:sz w:val="22"/>
         </w:rPr>
-        <w:t>俺は、言葉を並べられん。お前は、並べられる。……桐生の文だ。あの人の癖が、お前の書面の、語尾に、残っている。</w:t>
+        <w:t>俺は言葉を並べられん。お前は並べられる。……桐生の文だ。あの人の癖が、お前の書面の語尾に残っている。</w:t>
       </w:r>
     </w:p>
     <w:p>
@@ -1107,7 +1107,7 @@
           <w:i w:val="0"/>
           <w:sz w:val="22"/>
         </w:rPr>
-        <w:t>真似では、ない。(咳。遼が腰を浮かせる。功が手で制す)いい。……読んだ。それを、言いたかった。それだけだ。</w:t>
+        <w:t>真似ではない。(咳。遼が腰を浮かせる。功が手で制す)いい。……読んだ。それを言いたかった。それだけだ。</w:t>
       </w:r>
     </w:p>
     <w:p>
@@ -1191,7 +1191,7 @@
           <w:i w:val="0"/>
           <w:sz w:val="22"/>
         </w:rPr>
-        <w:t>吸い飲みで、お水だけでお願いします。誤嚥が、心配ですので。</w:t>
+        <w:t>吸い飲みで、お水だけでお願いします。誤嚥が心配ですので。</w:t>
       </w:r>
     </w:p>
     <w:p>
@@ -1267,7 +1267,7 @@
           <w:i w:val="0"/>
           <w:sz w:val="22"/>
         </w:rPr>
-        <w:t>遼さん。先生が、ご自分でお話しになるのを、初めて見ました。</w:t>
+        <w:t>遼さん。先生がご自分でお話しになるのを、初めて見ました。</w:t>
       </w:r>
     </w:p>
     <w:p>
@@ -1290,7 +1290,7 @@
           <w:i w:val="0"/>
           <w:sz w:val="22"/>
         </w:rPr>
-        <w:t>初めて、ですか。</w:t>
+        <w:t>初めてですか。</w:t>
       </w:r>
     </w:p>
     <w:p>
@@ -1343,7 +1343,7 @@
           <w:color w:val="555555"/>
           <w:sz w:val="22"/>
         </w:rPr>
-        <w:t>(12月28日(火)午後3時。奥浜高裁の御用納めの日。汐見の桐生法律事務所。応接室の鉄瓶が鳴っている。机の上に、年賀状の宛名の束と、上申書の控え。三浦、宇佐美。遼は朝の新幹線で戻った。コートを着たまま立っている。ドアが開き、作業着の上にジャンパーの浜野が、上申書の束を胸に抱えて入ってくる。)</w:t>
+        <w:t>(12月28日(火)午後3時。奥浜高裁の御用納めの日。汐見の桐生法律事務所。応接室の鉄瓶が鳴っている。机の上に年賀状の宛名の束と、上申書の控え。三浦、宇佐美。遼は朝の新幹線で戻った。コートを着たまま立っている。ドアが開き、作業着の上にジャンパーの浜野が、上申書の束を胸に抱えて入ってくる。)</w:t>
       </w:r>
     </w:p>
     <w:p>
@@ -1389,7 +1389,7 @@
           <w:i w:val="0"/>
           <w:sz w:val="22"/>
         </w:rPr>
-        <w:t>すみません。東京から、戻ったばかりで。</w:t>
+        <w:t>すみません。東京から戻ったばかりで。</w:t>
       </w:r>
     </w:p>
     <w:p>
@@ -1445,7 +1445,7 @@
           <w:i w:val="0"/>
           <w:sz w:val="22"/>
         </w:rPr>
-        <w:t>昨日、意識が戻りました。会話もできます。ただ、持ち直したわけではないそうです。年を越せるかどうか、と。</w:t>
+        <w:t>昨日、意識が戻りました。会話もできます。ただ持ち直したわけではないそうです。年を越せるかどうか、と。</w:t>
       </w:r>
     </w:p>
     <w:p>
@@ -1577,7 +1577,7 @@
           <w:color w:val="555555"/>
           <w:sz w:val="22"/>
         </w:rPr>
-        <w:t>(部屋が静かになる。宇佐美が、指で顎を押さえる。)</w:t>
+        <w:t>(部屋が静かになる。宇佐美が指で顎を押さえる。)</w:t>
       </w:r>
     </w:p>
     <w:p>
@@ -1600,7 +1600,7 @@
           <w:i w:val="0"/>
           <w:sz w:val="22"/>
         </w:rPr>
-        <w:t>読んだ、か。……遅いな。</w:t>
+        <w:t>読んだか。……遅いな。</w:t>
       </w:r>
     </w:p>
     <w:p>
@@ -1646,7 +1646,7 @@
           <w:i w:val="0"/>
           <w:sz w:val="22"/>
         </w:rPr>
-        <w:t>遅い。が、読まん奴は、死ぬまで読まん。(間)遅くても、読んだのは、事実だ。</w:t>
+        <w:t>遅い。が、読まん奴は、死ぬまで読まん。(間)遅くても読んだのは事実だ。</w:t>
       </w:r>
     </w:p>
     <w:p>
@@ -1679,7 +1679,7 @@
           <w:i w:val="0"/>
           <w:sz w:val="22"/>
         </w:rPr>
-        <w:t>死に際に頭下げる気か。国の側の人間が。……おらは、そういうのが、いちばん腹が立つ。</w:t>
+        <w:t>死に際に頭下げる気か。国の側の人間が。……おらはそういうのが、いちばん腹が立つ。</w:t>
       </w:r>
     </w:p>
     <w:p>
@@ -1725,7 +1725,7 @@
           <w:i w:val="0"/>
           <w:sz w:val="22"/>
         </w:rPr>
-        <w:t>言わせろ。(息を吐く)んだども、人が死ぬんだべ。……あんたの親父さんでも。死ぬ人間に、おらは「腹が立つ」と言い続けて、いいんだべか。分からん。分からんから、腹が立つ。</w:t>
+        <w:t>言わせろ。(息を吐く)んだども人が死ぬんだべ。……あんたの親父さんでも。死ぬ人間におらは「腹が立つ」と言い続けて、いいんだべか。分からん。分からんから、腹が立つ。</w:t>
       </w:r>
     </w:p>
     <w:p>
@@ -1817,7 +1817,7 @@
           <w:i w:val="0"/>
           <w:sz w:val="22"/>
         </w:rPr>
-        <w:t>……んだ。(椅子に座り、湯呑みを両手で包む)熱いな。……おらは、見舞いには行かねえ。行けね。それでも、先生の親父さんが逝ったら、おらは、どうすればいいのか。それは、今、考えねえ。</w:t>
+        <w:t>……んだ。(椅子に座り、湯呑みを両手で包む)熱いな。……おらは、見舞いには行かねえ。行けね。それでも、先生の親父さんが逝ったら、おらはどうすればいいのか。それは今、考えねえ。</w:t>
       </w:r>
     </w:p>
     <w:p>
@@ -1863,7 +1863,7 @@
           <w:i w:val="0"/>
           <w:sz w:val="22"/>
         </w:rPr>
-        <w:t>んだ。(一口飲んで、顔を上げる)先生。茶、持ってけ。</w:t>
+        <w:t>んだ。(一口飲んで顔を上げる)先生。茶、持ってけ。</w:t>
       </w:r>
     </w:p>
     <w:p>
@@ -1909,7 +1909,7 @@
           <w:i w:val="0"/>
           <w:sz w:val="22"/>
         </w:rPr>
-        <w:t>東京の病院に、先生の茶は、ねえべ。</w:t>
+        <w:t>東京の病院に、先生の茶はねえべ。</w:t>
       </w:r>
     </w:p>
     <w:p>
@@ -1947,7 +1947,7 @@
           <w:i w:val="0"/>
           <w:sz w:val="22"/>
         </w:rPr>
-        <w:t>茶葉です。炒る道具は、焙烙も、一緒に。……あちらの病院が、貸してくれるかは、分かりませんけど。</w:t>
+        <w:t>茶葉です。炒る道具は焙烙も一緒に。……あちらの病院が、貸してくれるかは、分かりませんけど。</w:t>
       </w:r>
     </w:p>
     <w:p>
@@ -1993,7 +1993,7 @@
           <w:i w:val="0"/>
           <w:sz w:val="22"/>
         </w:rPr>
-        <w:t>持ってけ。(窓のほうを見る)桐生が、毎晩淹れていた茶だ。誰の分かは、知らんが。</w:t>
+        <w:t>持ってけ。(窓のほうを見る)桐生が毎晩淹れていた茶だ。誰の分かは知らんが。</w:t>
       </w:r>
     </w:p>
     <w:p>
@@ -2046,7 +2046,7 @@
           <w:i w:val="0"/>
           <w:sz w:val="22"/>
         </w:rPr>
-        <w:t>ほら、順番だ。一番遠くから来た人からだぞ。……あんたは、いわきから?</w:t>
+        <w:t>ほら順番だ。一番遠くから来た人からだぞ。……あんたは、いわきから?</w:t>
       </w:r>
     </w:p>
     <w:p>
@@ -2069,7 +2069,7 @@
           <w:i w:val="0"/>
           <w:sz w:val="22"/>
         </w:rPr>
-        <w:t>今日は、実家の手伝いに、いわきから戻りました。今朝の電車で。</w:t>
+        <w:t>今日は実家の手伝いに、いわきから戻りました。今朝の電車で。</w:t>
       </w:r>
     </w:p>
     <w:p>
@@ -2092,7 +2092,7 @@
           <w:i w:val="0"/>
           <w:sz w:val="22"/>
         </w:rPr>
-        <w:t>じゃあ、あんたが先だ。</w:t>
+        <w:t>じゃああんたが先だ。</w:t>
       </w:r>
     </w:p>
     <w:p>
@@ -2138,7 +2138,7 @@
           <w:i w:val="0"/>
           <w:sz w:val="22"/>
         </w:rPr>
-        <w:t>そばが伸びる。ノートは、そのあと。(丼を置く)</w:t>
+        <w:t>そばが伸びる。ノートはそのあと。(丼を置く)</w:t>
       </w:r>
     </w:p>
     <w:p>
@@ -2153,7 +2153,7 @@
           <w:color w:val="555555"/>
           <w:sz w:val="22"/>
         </w:rPr>
-        <w:t>(遠藤が、和代に支えられて、奥のテーブルに座っている。三浦の膝に、リクがもたれて眠そうにしている。)</w:t>
+        <w:t>(遠藤が和代に支えられて、奥のテーブルに座っている。三浦の膝に、リクがもたれて眠そうにしている。)</w:t>
       </w:r>
     </w:p>
     <w:p>
@@ -2176,7 +2176,7 @@
           <w:i w:val="0"/>
           <w:sz w:val="22"/>
         </w:rPr>
-        <w:t>親父さんが、東京で、重いのか。</w:t>
+        <w:t>親父さんが、東京で重いのか。</w:t>
       </w:r>
     </w:p>
     <w:p>
@@ -2199,7 +2199,7 @@
           <w:i w:val="0"/>
           <w:sz w:val="22"/>
         </w:rPr>
-        <w:t>はい。先生は、今夜も病院です。</w:t>
+        <w:t>はい。先生は今夜も病院です。</w:t>
       </w:r>
     </w:p>
     <w:p>
@@ -2222,7 +2222,7 @@
           <w:i w:val="0"/>
           <w:sz w:val="22"/>
         </w:rPr>
-        <w:t>そうか。(湯呑みを持ち上げる)……死ぬ人間を、憎むのは、疲れる。おらは、八十五だ。もう、疲れることは、したくねえ。</w:t>
+        <w:t>そうか。(湯呑みを持ち上げる)……死ぬ人間を、憎むのは疲れる。おらは八十五だ。もう、疲れることは、したくねえ。</w:t>
       </w:r>
     </w:p>
     <w:p>
@@ -2255,7 +2255,7 @@
           <w:i w:val="0"/>
           <w:sz w:val="22"/>
         </w:rPr>
-        <w:t>お義父さん、それは。</w:t>
+        <w:t>お義父さんそれは。</w:t>
       </w:r>
     </w:p>
     <w:p>
@@ -2293,7 +2293,7 @@
           <w:color w:val="555555"/>
           <w:sz w:val="22"/>
         </w:rPr>
-        <w:t>(早瀬が、そばをすする手を止める。)</w:t>
+        <w:t>(早瀬がそばをすする手を止める。)</w:t>
       </w:r>
     </w:p>
     <w:p>
@@ -2316,7 +2316,7 @@
           <w:i w:val="0"/>
           <w:sz w:val="22"/>
         </w:rPr>
-        <w:t>……私は、まだ、疲れていません。</w:t>
+        <w:t>……私はまだ疲れていません。</w:t>
       </w:r>
     </w:p>
     <w:p>
@@ -2362,7 +2362,7 @@
           <w:i w:val="0"/>
           <w:sz w:val="22"/>
         </w:rPr>
-        <w:t>若いから、でしょうか。(丼の湯気を見て)祖父は、最後まで、憎まなかった人でした。それが、私は、腹が立つんです。</w:t>
+        <w:t>若いからでしょうか。(丼の湯気を見て)祖父は最後まで、憎まなかった人でした。それが私は、腹が立つんです。</w:t>
       </w:r>
     </w:p>
     <w:p>
@@ -2385,7 +2385,7 @@
           <w:i w:val="0"/>
           <w:sz w:val="22"/>
         </w:rPr>
-        <w:t>腹立ってるうちは、元気だ。(厨房から、ほっき飯の小さな丼を、もう一つ持ってくる)これは、先生の分だ。置いとく。いつ帰ってきても、温めりゃ食える。</w:t>
+        <w:t>腹立ってるうちは、元気だ。(厨房から、ほっき飯の小さな丼を、もう一つ持ってくる)これは先生の分だ。置いとく。いつ帰ってきても、温めりゃ食える。</w:t>
       </w:r>
     </w:p>
     <w:p>
@@ -2408,7 +2408,7 @@
           <w:i w:val="0"/>
           <w:sz w:val="22"/>
         </w:rPr>
-        <w:t>先生には、伝えます。</w:t>
+        <w:t>先生には伝えます。</w:t>
       </w:r>
     </w:p>
     <w:p>
@@ -2446,7 +2446,7 @@
           <w:color w:val="555555"/>
           <w:sz w:val="22"/>
         </w:rPr>
-        <w:t>(窓の外で、遠くの寺の鐘が一度だけ鳴る。遠藤は、杖の握りを、ゆっくり撫でる。)</w:t>
+        <w:t>(窓の外で、遠くの寺の鐘が一度だけ鳴る。遠藤は杖の握りを、ゆっくり撫でる。)</w:t>
       </w:r>
     </w:p>
     <w:p>
@@ -2469,7 +2469,7 @@
           <w:i w:val="0"/>
           <w:sz w:val="22"/>
         </w:rPr>
-        <w:t>来年の暮れも、ここで、そばを食えるべか。</w:t>
+        <w:t>来年の暮れも、ここでそばを食えるべか。</w:t>
       </w:r>
     </w:p>
     <w:p>
@@ -2492,7 +2492,7 @@
           <w:i w:val="0"/>
           <w:sz w:val="22"/>
         </w:rPr>
-        <w:t>食える。食えねえなら、おらが、持ってく。</w:t>
+        <w:t>食える。食えねえなら、おらが持ってく。</w:t>
       </w:r>
     </w:p>
     <w:p>
@@ -2507,7 +2507,7 @@
           <w:color w:val="555555"/>
           <w:sz w:val="22"/>
         </w:rPr>
-        <w:t>(皆が、誰も笑わないまま、少し笑う。丼の湯気が、いくつか、窓の曇りに溶けていく。)</w:t>
+        <w:t>(皆が、誰も笑わないまま、少し笑う。丼の湯気がいくつか、窓の曇りに溶けていく。)</w:t>
       </w:r>
     </w:p>
     <w:p>
@@ -2560,7 +2560,7 @@
           <w:i w:val="0"/>
           <w:sz w:val="22"/>
         </w:rPr>
-        <w:t>後援会の支部長から、二十三件。国会の事務所から、九件。党本部から、四件。「ご容態は」というお尋ねです。</w:t>
+        <w:t>後援会の支部長から、二十三件。国会の事務所から、九件。党本部から四件。「ご容態は」というお尋ねです。</w:t>
       </w:r>
     </w:p>
     <w:p>
@@ -2606,7 +2606,7 @@
           <w:i w:val="0"/>
           <w:sz w:val="22"/>
         </w:rPr>
-        <w:t>「集中治療を、継続しております」と。意識が戻られたことは、まだ、お伝えしておりません。</w:t>
+        <w:t>「集中治療を、継続しております」と。意識が戻られたことは、まだお伝えしておりません。</w:t>
       </w:r>
     </w:p>
     <w:p>
@@ -2652,7 +2652,7 @@
           <w:i w:val="0"/>
           <w:sz w:val="22"/>
         </w:rPr>
-        <w:t>時期を、選んでおります。(手帳を閉じる)先生のご意向です。「俺が良いと言うまで、言うな」と。</w:t>
+        <w:t>時期を選んでおります。(手帳を閉じる)先生のご意向です。「俺が良いと言うまで、言うな」と。</w:t>
       </w:r>
     </w:p>
     <w:p>
@@ -2667,7 +2667,7 @@
           <w:color w:val="555555"/>
           <w:sz w:val="22"/>
         </w:rPr>
-        <w:t>(遼は缶コーヒーを開ける。口に運ぶが、飲まない。)</w:t>
+        <w:t>(遼は缶コーヒーを開ける。口に運ぶが飲まない。)</w:t>
       </w:r>
     </w:p>
     <w:p>
@@ -2759,7 +2759,7 @@
           <w:i w:val="0"/>
           <w:sz w:val="22"/>
         </w:rPr>
-        <w:t>私は、先生のお言いつけを、お聞きしただけです。</w:t>
+        <w:t>私は先生のお言いつけを、お聞きしただけです。</w:t>
       </w:r>
     </w:p>
     <w:p>
@@ -2782,7 +2782,7 @@
           <w:i w:val="0"/>
           <w:sz w:val="22"/>
         </w:rPr>
-        <w:t>二年前の電話のとき、榊さんは、「先生は、法の通りと、お考えです」としか言わなかった。その続きを、知っていたんじゃないですか。</w:t>
+        <w:t>二年前の電話のとき、榊さんは、「先生は法の通りと、お考えです」としか言わなかった。その続きを、知っていたんじゃないですか。</w:t>
       </w:r>
     </w:p>
     <w:p>
@@ -2797,7 +2797,7 @@
           <w:color w:val="555555"/>
           <w:sz w:val="22"/>
         </w:rPr>
-        <w:t>(榊は、すぐには答えない。窓の外を、救急車が通る。)</w:t>
+        <w:t>(榊は、すぐには答えない。窓の外を救急車が通る。)</w:t>
       </w:r>
     </w:p>
     <w:p>
@@ -2820,7 +2820,7 @@
           <w:i w:val="0"/>
           <w:sz w:val="22"/>
         </w:rPr>
-        <w:t>遼さん。……私は、先生が、お話しになる前に、私から話すことは、致しません。それが、二十年の、私の仕事です。</w:t>
+        <w:t>遼さん。……私は先生がお話しになる前に、私から話すことは、致しません。それが二十年の私の仕事です。</w:t>
       </w:r>
     </w:p>
     <w:p>
@@ -2843,7 +2843,7 @@
           <w:i w:val="0"/>
           <w:sz w:val="22"/>
         </w:rPr>
-        <w:t>父は、話せるようになったら、話すと。</w:t>
+        <w:t>父は話せるようになったら、話すと。</w:t>
       </w:r>
     </w:p>
     <w:p>
@@ -2937,7 +2937,7 @@
           <w:color w:val="555555"/>
           <w:sz w:val="22"/>
         </w:rPr>
-        <w:t>(遼は缶を、膝の上で両手に包む。榊の携帯が、また点る。榊は画面を見て、一礼し、立ち上がる。)</w:t>
+        <w:t>(遼は缶を膝の上で両手に包む。榊の携帯がまた点る。榊は画面を見て、一礼し立ち上がる。)</w:t>
       </w:r>
     </w:p>
     <w:p>
@@ -2960,7 +2960,7 @@
           <w:i w:val="0"/>
           <w:sz w:val="22"/>
         </w:rPr>
-        <w:t>失礼します。……久我先生の事務所からです。お見舞いの、お使いが、来られると。</w:t>
+        <w:t>失礼します。……久我先生の事務所からです。お見舞いのお使いが来られると。</w:t>
       </w:r>
     </w:p>
     <w:p>
@@ -3006,7 +3006,7 @@
           <w:i w:val="0"/>
           <w:sz w:val="22"/>
         </w:rPr>
-        <w:t>先生の、昔からの、好敵手です。……「お見舞い」だけで、いらっしゃる方では、ありませんが。</w:t>
+        <w:t>先生の昔からの好敵手です。……「お見舞い」だけでいらっしゃる方では、ありませんが。</w:t>
       </w:r>
     </w:p>
     <w:p>
@@ -3021,7 +3021,7 @@
           <w:color w:val="555555"/>
           <w:sz w:val="22"/>
         </w:rPr>
-        <w:t>(榊が歩き去る。遼は缶コーヒーを置く。足元に、リノリウムの床が、鈍く光っている。)</w:t>
+        <w:t>(榊が歩き去る。遼は缶コーヒーを置く。足元にリノリウムの床が、鈍く光っている。)</w:t>
       </w:r>
     </w:p>
     <w:p>
@@ -3051,7 +3051,7 @@
           <w:color w:val="555555"/>
           <w:sz w:val="22"/>
         </w:rPr>
-        <w:t>(2022年1月8日(土)午後1時半。八階、家族控室の共用キッチン。窓際のコンロの上に、小さな焙烙。遼が、「桐生」の茶筒から、茶葉を出している。換気扇が回る。焙烙を静かに揺すると、青い葉の匂いが、茶色の香ばしさに変わっていく。やがて、細い煙が一本、立ち上がる。遼はそこで火を止める。)</w:t>
+        <w:t>(2022年1月8日(土)午後1時半。八階、家族控室の共用キッチン。窓際のコンロの上に、小さな焙烙。遼が、「桐生」の茶筒から、茶葉を出している。換気扇が回る。焙烙を静かに揺すると、青い葉の匂いが、茶色の香ばしさに変わっていく。やがて細い煙が一本、立ち上がる。遼はそこで火を止める。)</w:t>
       </w:r>
     </w:p>
     <w:p>
@@ -3089,7 +3089,7 @@
           <w:i w:val="0"/>
           <w:sz w:val="22"/>
         </w:rPr>
-        <w:t>煙の、においが。</w:t>
+        <w:t>煙のにおいが。</w:t>
       </w:r>
     </w:p>
     <w:p>
@@ -3196,7 +3196,7 @@
           <w:color w:val="555555"/>
           <w:sz w:val="22"/>
         </w:rPr>
-        <w:t>(同じ日、午後二時。一階。回転ドアの向こうに、見慣れた作業着のジャンパー。杖も持たず、紙袋も持たず、浜野が、立っている。入口の外。中には、入らない。遼が魔法瓶を持って、外に出る。)</w:t>
+        <w:t>(同じ日、午後二時。一階。回転ドアの向こうに、見慣れた作業着のジャンパー。杖も持たず紙袋も持たず、浜野が立っている。入口の外。中には入らない。遼が魔法瓶を持って、外に出る。)</w:t>
       </w:r>
     </w:p>
     <w:p>
@@ -3334,7 +3334,7 @@
           <w:i w:val="0"/>
           <w:sz w:val="22"/>
         </w:rPr>
-        <w:t>おらは、この男の名前を、新聞でしか見たことがねえ。……国の側の、いちばん上の人間だと思っていた。(息を吐く)その人が、この中で、死ぬのか。</w:t>
+        <w:t>おらはこの男の名前を、新聞でしか見たことがねえ。……国の側の、いちばん上の人間だと思っていた。(息を吐く)その人がこの中で死ぬのか。</w:t>
       </w:r>
     </w:p>
     <w:p>
@@ -3395,7 +3395,7 @@
           <w:color w:val="555555"/>
           <w:sz w:val="22"/>
         </w:rPr>
-        <w:t>(遼は魔法瓶の蓋に、ほうじ茶を注ぐ。湯気が、冬の空へ立つ。)</w:t>
+        <w:t>(遼は魔法瓶の蓋に、ほうじ茶を注ぐ。湯気が冬の空へ立つ。)</w:t>
       </w:r>
     </w:p>
     <w:p>
@@ -3418,7 +3418,7 @@
           <w:i w:val="0"/>
           <w:sz w:val="22"/>
         </w:rPr>
-        <w:t>先生の決まりがあります。来た人に、最初に一杯。</w:t>
+        <w:t>先生の決まりがあります。来た人に最初に一杯。</w:t>
       </w:r>
     </w:p>
     <w:p>
@@ -3533,7 +3533,7 @@
           <w:i w:val="0"/>
           <w:sz w:val="22"/>
         </w:rPr>
-        <w:t>おらは、十年待った。……おらを、そんなに待たせたのは、誰だ。(静かに)あんたの親父だけでは、ねえ。国も、電力も、おらたち自身も。だが、その人も、その中にいる。</w:t>
+        <w:t>おらは十年待った。……おらを、そんなに待たせたのは、誰だ。(静かに)あんたの親父だけでは、ねえ。国も、電力もおらたち自身も。だが、その人もその中にいる。</w:t>
       </w:r>
     </w:p>
     <w:p>
@@ -3579,7 +3579,7 @@
           <w:i w:val="0"/>
           <w:sz w:val="22"/>
         </w:rPr>
-        <w:t>そういう人間の前で、おらが先に茶を飲んだら、順番が狂う。……んだども、持ってけ。上の人は、あんたの茶を、飲んだことがねえんだべ。</w:t>
+        <w:t>そういう人間の前で、おらが先に茶を飲んだら、順番が狂う。……んだども、持ってけ。上の人はあんたの茶を、飲んだことがねえんだべ。</w:t>
       </w:r>
     </w:p>
     <w:p>
@@ -3625,7 +3625,7 @@
           <w:i w:val="0"/>
           <w:sz w:val="22"/>
         </w:rPr>
-        <w:t>んだか。(蓋を、遼の手へ押し戻す)なら、持ってけ。……おらの茶は、あとで、先生の事務所で、受ける。</w:t>
+        <w:t>んだか。(蓋を、遼の手へ押し戻す)なら、持ってけ。……おらの茶は、あとで先生の事務所で、受ける。</w:t>
       </w:r>
     </w:p>
     <w:p>
@@ -3640,7 +3640,7 @@
           <w:color w:val="555555"/>
           <w:sz w:val="22"/>
         </w:rPr>
-        <w:t>(浜野は帽子の庇を直し、踵を返す。数歩歩いて、立ち止まる。)</w:t>
+        <w:t>(浜野は帽子の庇を直し、踵を返す。数歩歩いて立ち止まる。)</w:t>
       </w:r>
     </w:p>
     <w:p>
@@ -3724,7 +3724,7 @@
           <w:color w:val="555555"/>
           <w:sz w:val="22"/>
         </w:rPr>
-        <w:t>(浜野の背中が、駅へ向かう人の流れに混ざっていく。遼は蓋の茶を、魔法瓶に戻す。回転ドアが、ゆっくり回る。)</w:t>
+        <w:t>(浜野の背中が、駅へ向かう人の流れに混ざっていく。遼は蓋の茶を、魔法瓶に戻す。回転ドアがゆっくり回る。)</w:t>
       </w:r>
     </w:p>
     <w:p>
@@ -3754,7 +3754,7 @@
           <w:color w:val="555555"/>
           <w:sz w:val="22"/>
         </w:rPr>
-        <w:t>(同じ日、午後七時。六階、個室。加湿器の湯気。窓の外は、夜景。榊は扉の外。澄子は、控室で横になっている。功の呼吸は、昼より浅い。酸素の管が、音を立てている。枕元に、遼。手に、魔法瓶と、紙の吸い飲み。)</w:t>
+        <w:t>(同じ日、午後七時。六階、個室。加湿器の湯気。窓の外は夜景。榊は扉の外。澄子は控室で横になっている。功の呼吸は昼より浅い。酸素の管が、音を立てている。枕元に遼。手に、魔法瓶と、紙の吸い飲み。)</w:t>
       </w:r>
     </w:p>
     <w:p>
@@ -3823,7 +3823,7 @@
           <w:i w:val="0"/>
           <w:sz w:val="22"/>
         </w:rPr>
-        <w:t>何を、持っている。</w:t>
+        <w:t>何を持っている。</w:t>
       </w:r>
     </w:p>
     <w:p>
@@ -3846,7 +3846,7 @@
           <w:i w:val="0"/>
           <w:sz w:val="22"/>
         </w:rPr>
-        <w:t>ほうじ茶です。僕が、淹れました。先生の、炒り方で。</w:t>
+        <w:t>ほうじ茶です。僕が、淹れました。先生の炒り方で。</w:t>
       </w:r>
     </w:p>
     <w:p>
@@ -3884,7 +3884,7 @@
           <w:i w:val="0"/>
           <w:sz w:val="22"/>
         </w:rPr>
-        <w:t>……俺は、緑だ。</w:t>
+        <w:t>……俺は緑だ。</w:t>
       </w:r>
     </w:p>
     <w:p>
@@ -3907,7 +3907,7 @@
           <w:i w:val="0"/>
           <w:sz w:val="22"/>
         </w:rPr>
-        <w:t>知っています。でも、今日は、これです。</w:t>
+        <w:t>知っています。でも、今日はこれです。</w:t>
       </w:r>
     </w:p>
     <w:p>
@@ -3955,7 +3955,7 @@
           <w:color w:val="555555"/>
           <w:sz w:val="22"/>
         </w:rPr>
-        <w:t>(遼は、吸い飲みに、湯気の立つ茶を少しだけ注ぐ。功の口に当てる。功は、一口、ゆっくり含む。喉が動く。しばらく、目を閉じたまま。)</w:t>
+        <w:t>(遼は、吸い飲みに、湯気の立つ茶を少しだけ注ぐ。功の口に当てる。功は、一口、ゆっくり含む。喉が動く。しばらく目を閉じたまま。)</w:t>
       </w:r>
     </w:p>
     <w:p>
@@ -4024,7 +4024,7 @@
           <w:i w:val="0"/>
           <w:sz w:val="22"/>
         </w:rPr>
-        <w:t>いや。(間)……桐生の、味だ。あの人は、これを、毎日、俺の分も、淹れていたか。</w:t>
+        <w:t>いや。(間)……桐生の味だ。あの人はこれを毎日、俺の分も淹れていたか。</w:t>
       </w:r>
     </w:p>
     <w:p>
@@ -4047,7 +4047,7 @@
           <w:i w:val="0"/>
           <w:sz w:val="22"/>
         </w:rPr>
-        <w:t>湯呑みを、二つ並べて、寝ていたと。</w:t>
+        <w:t>湯呑みを二つ並べて寝ていたと。</w:t>
       </w:r>
     </w:p>
     <w:p>
@@ -4070,7 +4070,7 @@
           <w:i w:val="0"/>
           <w:sz w:val="22"/>
         </w:rPr>
-        <w:t>そうか。……あいつに、頭を、下げ損ねた。(目を開けて、天井を見る)あのとき、下げていれば。</w:t>
+        <w:t>そうか。……あいつに頭を、下げ損ねた。(目を開けて天井を見る)あのとき下げていれば。</w:t>
       </w:r>
     </w:p>
     <w:p>
@@ -4116,7 +4116,7 @@
           <w:i w:val="0"/>
           <w:sz w:val="22"/>
         </w:rPr>
-        <w:t>昔だ。……もう、いい。(息を二つ吸う)遼。</w:t>
+        <w:t>昔だ。……もういい。(息を二つ吸う)遼。</w:t>
       </w:r>
     </w:p>
     <w:p>
@@ -4162,7 +4162,7 @@
           <w:i w:val="0"/>
           <w:sz w:val="22"/>
         </w:rPr>
-        <w:t>帳簿は、榊が知っている。</w:t>
+        <w:t>帳簿は榊が知っている。</w:t>
       </w:r>
     </w:p>
     <w:p>
@@ -4215,7 +4215,7 @@
           <w:color w:val="555555"/>
           <w:sz w:val="22"/>
         </w:rPr>
-        <w:t>(沈黙。加湿器の音。遼の声が、低くなる。)</w:t>
+        <w:t>(沈黙。加湿器の音。遼の声が低くなる。)</w:t>
       </w:r>
     </w:p>
     <w:p>
@@ -4308,7 +4308,7 @@
           <w:color w:val="555555"/>
           <w:sz w:val="22"/>
         </w:rPr>
-        <w:t>(答えない。目だけが、遼を見ている)</w:t>
+        <w:t>(答えない。目だけが遼を見ている)</w:t>
       </w:r>
       <w:r>
         <w:rPr>
@@ -4339,7 +4339,7 @@
           <w:i w:val="0"/>
           <w:sz w:val="22"/>
         </w:rPr>
-        <w:t>また、それですか。</w:t>
+        <w:t>またそれですか。</w:t>
       </w:r>
     </w:p>
     <w:p>
@@ -4431,7 +4431,7 @@
           <w:i w:val="0"/>
           <w:sz w:val="22"/>
         </w:rPr>
-        <w:t>僕は、要りません。父さんの後援会も、名前も、鞄も。(立ち上がる。椅子が鳴る)言いたかったのは、それですか。最期に。</w:t>
+        <w:t>僕は要りません。父さんの後援会も、名前も鞄も。(立ち上がる。椅子が鳴る)言いたかったのは、それですか。最期に。</w:t>
       </w:r>
     </w:p>
     <w:p>
@@ -4464,7 +4464,7 @@
           <w:i w:val="0"/>
           <w:sz w:val="22"/>
         </w:rPr>
-        <w:t>……そう、聞こえるか。</w:t>
+        <w:t>……そう聞こえるか。</w:t>
       </w:r>
     </w:p>
     <w:p>
@@ -4487,7 +4487,7 @@
           <w:i w:val="0"/>
           <w:sz w:val="22"/>
         </w:rPr>
-        <w:t>他に、どう聞こえるんですか。</w:t>
+        <w:t>他にどう聞こえるんですか。</w:t>
       </w:r>
     </w:p>
     <w:p>
@@ -4511,7 +4511,7 @@
           <w:color w:val="555555"/>
           <w:sz w:val="22"/>
         </w:rPr>
-        <w:t>(微かに、口の端が動く。笑ったのか、咳をこらえたのか、遼には判別できない)</w:t>
+        <w:t>(微かに口の端が動く。笑ったのか、咳をこらえたのか、遼には判別できない)</w:t>
       </w:r>
       <w:r>
         <w:rPr>
@@ -4520,7 +4520,7 @@
           <w:i w:val="0"/>
           <w:sz w:val="22"/>
         </w:rPr>
-        <w:t>……それで、いい。今は、それで、いい。</w:t>
+        <w:t>……それでいい。今は、それでいい。</w:t>
       </w:r>
     </w:p>
     <w:p>
@@ -4566,7 +4566,7 @@
           <w:i w:val="0"/>
           <w:sz w:val="22"/>
         </w:rPr>
-        <w:t>飲み終えた。……もう、いい。休め。</w:t>
+        <w:t>飲み終えた。……もういい。休め。</w:t>
       </w:r>
     </w:p>
     <w:p>
@@ -4581,7 +4581,7 @@
           <w:color w:val="555555"/>
           <w:sz w:val="22"/>
         </w:rPr>
-        <w:t>(遼は魔法瓶を持ったまま、立ち尽くす。それから、部屋を出る。扉の外に、榊が立っている。榊は一礼するが、遼は目を合わせない。)</w:t>
+        <w:t>(遼は魔法瓶を持ったまま、立ち尽くす。それから部屋を出る。扉の外に榊が立っている。榊は一礼するが、遼は目を合わせない。)</w:t>
       </w:r>
     </w:p>
     <w:p>
@@ -4729,7 +4729,7 @@
           <w:i w:val="0"/>
           <w:sz w:val="22"/>
         </w:rPr>
-        <w:t>今は、申し上げられません。先生が、遼さんに、お決めになるようにと。</w:t>
+        <w:t>今は申し上げられません。先生が遼さんに、お決めになるようにと。</w:t>
       </w:r>
     </w:p>
     <w:p>
@@ -4799,7 +4799,7 @@
           <w:color w:val="555555"/>
           <w:sz w:val="22"/>
         </w:rPr>
-        <w:t>(コートの内ポケットに、無意識に手をやる。指が、小さな金属に触れる。そのまま、手を止める)</w:t>
+        <w:t>(コートの内ポケットに、無意識に手をやる。指が、小さな金属に触れる。そのまま手を止める)</w:t>
       </w:r>
       <w:r>
         <w:rPr>
@@ -4808,7 +4808,7 @@
           <w:i w:val="0"/>
           <w:sz w:val="22"/>
         </w:rPr>
-        <w:t>……分かりました。今夜は、もう、何も聞きません。</w:t>
+        <w:t>……分かりました。今夜はもう、何も聞きません。</w:t>
       </w:r>
     </w:p>
     <w:p>
@@ -4891,7 +4891,7 @@
           <w:color w:val="555555"/>
           <w:sz w:val="22"/>
         </w:rPr>
-        <w:t>(廊下。蛍光灯。榊は背筋を伸ばしている。が、手帳を持つ右手の指が、一度だけ、曲がった。)</w:t>
+        <w:t>(廊下。蛍光灯。榊は背筋を伸ばしている。が、手帳を持つ右手の指が、一度だけ曲がった。)</w:t>
       </w:r>
     </w:p>
     <w:p>
@@ -4914,7 +4914,7 @@
           <w:i w:val="0"/>
           <w:sz w:val="22"/>
         </w:rPr>
-        <w:t>血圧が下がっております。先生が、お呼びです。</w:t>
+        <w:t>血圧が下がっております。先生がお呼びです。</w:t>
       </w:r>
     </w:p>
     <w:p>
@@ -4929,7 +4929,7 @@
           <w:color w:val="555555"/>
           <w:sz w:val="22"/>
         </w:rPr>
-        <w:t>(六階、個室。医師、看護師二人。澄子が、功の枕元の椅子に、すでに座っている。モニターの数字が、ゆっくり下がっていく。功の目は、開いている。遼が入ると、功の視線が、遼のほうへ、動いた。)</w:t>
+        <w:t>(六階、個室。医師、看護師二人。澄子が功の枕元の椅子に、すでに座っている。モニターの数字が、ゆっくり下がっていく。功の目は開いている。遼が入ると、功の視線が遼のほうへ動いた。)</w:t>
       </w:r>
     </w:p>
     <w:p>
@@ -4990,7 +4990,7 @@
           <w:i w:val="0"/>
           <w:sz w:val="22"/>
         </w:rPr>
-        <w:t>……つひに、ゆく。</w:t>
+        <w:t>……つひにゆく。</w:t>
       </w:r>
     </w:p>
     <w:p>
@@ -5005,7 +5005,7 @@
           <w:color w:val="555555"/>
           <w:sz w:val="22"/>
         </w:rPr>
-        <w:t>(澄子が、顔を上げる。)</w:t>
+        <w:t>(澄子が顔を上げる。)</w:t>
       </w:r>
     </w:p>
     <w:p>
@@ -5043,7 +5043,7 @@
           <w:color w:val="555555"/>
           <w:sz w:val="22"/>
         </w:rPr>
-        <w:t>(息が、浅くなる。遼は、言葉の意味を、一拍遅れて理解する。在原業平の、辞世だ。)</w:t>
+        <w:t>(息が、浅くなる。遼は、言葉の意味を、一拍遅れて理解する。在原業平の辞世だ。)</w:t>
       </w:r>
     </w:p>
     <w:p>
@@ -5081,7 +5081,7 @@
           <w:color w:val="555555"/>
           <w:sz w:val="22"/>
         </w:rPr>
-        <w:t>(次の言葉は、出ない。唇が、わずかに開き、閉じる。)</w:t>
+        <w:t>(次の言葉は出ない。唇が、わずかに開き、閉じる。)</w:t>
       </w:r>
     </w:p>
     <w:p>
@@ -5105,7 +5105,7 @@
           <w:color w:val="555555"/>
           <w:sz w:val="22"/>
         </w:rPr>
-        <w:t>(静かに、続ける)</w:t>
+        <w:t>(静かに続ける)</w:t>
       </w:r>
       <w:r>
         <w:rPr>
@@ -5129,7 +5129,7 @@
           <w:color w:val="555555"/>
           <w:sz w:val="22"/>
         </w:rPr>
-        <w:t>(功の目が、澄子のほうへ動く。ほんの少し、目の縁が、和らぐ。)</w:t>
+        <w:t>(功の目が澄子のほうへ動く。ほんの少し目の縁が和らぐ。)</w:t>
       </w:r>
     </w:p>
     <w:p>
@@ -5167,7 +5167,7 @@
           <w:color w:val="555555"/>
           <w:sz w:val="22"/>
         </w:rPr>
-        <w:t>(モニターの線が、波を作るのをやめる。やがて、平らな一本になる。警告音が、一度鳴る。看護師が、そっと、音を止める。医師が、時計を見る。)</w:t>
+        <w:t>(モニターの線が、波を作るのをやめる。やがて平らな一本になる。警告音が一度鳴る。看護師がそっと、音を止める。医師が時計を見る。)</w:t>
       </w:r>
     </w:p>
     <w:p>
@@ -5205,7 +5205,7 @@
           <w:color w:val="555555"/>
           <w:sz w:val="22"/>
         </w:rPr>
-        <w:t>(誰も、声を出さない。榊が、深く頭を下げる。そのまま、動かない。澄子は、功の手を、両手で包む。爪が、きれいに切ってある。)</w:t>
+        <w:t>(誰も、声を出さない。榊が、深く頭を下げる。そのまま動かない。澄子は功の手を両手で包む。爪が、きれいに切ってある。)</w:t>
       </w:r>
     </w:p>
     <w:p>
@@ -5243,7 +5243,7 @@
           <w:color w:val="555555"/>
           <w:sz w:val="22"/>
         </w:rPr>
-        <w:t>(遼は、功の手に、自分の手を重ねる。まだ温かい。何かを言おうとして、言葉にならず、唇だけが動く。)</w:t>
+        <w:t>(遼は、功の手に自分の手を重ねる。まだ温かい。何かを言おうとして、言葉にならず、唇だけが動く。)</w:t>
       </w:r>
     </w:p>
     <w:p>
@@ -5281,7 +5281,7 @@
           <w:color w:val="555555"/>
           <w:sz w:val="22"/>
         </w:rPr>
-        <w:t>(それ以上は、続かない。窓の外は、まだ暗い。遠くで、始発に近い電車が、一度、短く鳴る。)</w:t>
+        <w:t>(それ以上は続かない。窓の外はまだ暗い。遠くで始発に近い電車が、一度、短く鳴る。)</w:t>
       </w:r>
     </w:p>
     <w:p>
@@ -5334,7 +5334,7 @@
           <w:i w:val="0"/>
           <w:sz w:val="22"/>
         </w:rPr>
-        <w:t>死亡診断書は、午後にお渡しできます。死因は、直接には、多臓器不全。原因疾患の欄は、「不詳」と。</w:t>
+        <w:t>死亡診断書は、午後にお渡しできます。死因は直接には多臓器不全。原因疾患の欄は、「不詳」と。</w:t>
       </w:r>
     </w:p>
     <w:p>
@@ -5403,7 +5403,7 @@
           <w:i w:val="0"/>
           <w:sz w:val="22"/>
         </w:rPr>
-        <w:t>母さんに、聞きます。</w:t>
+        <w:t>母さんに聞きます。</w:t>
       </w:r>
     </w:p>
     <w:p>
@@ -5426,7 +5426,7 @@
           <w:i w:val="0"/>
           <w:sz w:val="22"/>
         </w:rPr>
-        <w:t>澄子さまは、先ほど、「少し、考えさせてください」と。お返事は、午後に。</w:t>
+        <w:t>澄子さまは、先ほど、「少し、考えさせてください」と。お返事は午後に。</w:t>
       </w:r>
     </w:p>
     <w:p>
@@ -5441,7 +5441,7 @@
           <w:color w:val="555555"/>
           <w:sz w:val="22"/>
         </w:rPr>
-        <w:t>(榊が、手帳を開く。顔色は、いつもと変わらない。)</w:t>
+        <w:t>(榊が、手帳を開く。顔色はいつもと変わらない。)</w:t>
       </w:r>
     </w:p>
     <w:p>
@@ -5510,7 +5510,7 @@
           <w:i w:val="0"/>
           <w:sz w:val="22"/>
         </w:rPr>
-        <w:t>弔問のお客さまを、お迎えする順番です。献金の多い方から、というのが、これまでの。</w:t>
+        <w:t>弔問のお客さまを、お迎えする順番です。献金の多い方から、というのがこれまでの。</w:t>
       </w:r>
     </w:p>
     <w:p>
@@ -5533,7 +5533,7 @@
           <w:i w:val="0"/>
           <w:sz w:val="22"/>
         </w:rPr>
-        <w:t>それは、僕は、やりません。</w:t>
+        <w:t>それは僕は、やりません。</w:t>
       </w:r>
     </w:p>
     <w:p>
@@ -5594,7 +5594,7 @@
           <w:i w:val="0"/>
           <w:sz w:val="22"/>
         </w:rPr>
-        <w:t>真壁先生。このたびは、まことに、ご愁傷さまでございます。</w:t>
+        <w:t>真壁先生。このたびはまことに、ご愁傷さまでございます。</w:t>
       </w:r>
     </w:p>
     <w:p>
@@ -5640,7 +5640,7 @@
           <w:i w:val="0"/>
           <w:sz w:val="22"/>
         </w:rPr>
-        <w:t>弔問ではございません。お顔を、お見かけしに寄っただけで。……お力落としのないように。</w:t>
+        <w:t>弔問ではございません。お顔をお見かけしに寄っただけで。……お力落としのないように。</w:t>
       </w:r>
     </w:p>
     <w:p>
@@ -5709,7 +5709,7 @@
           <w:i w:val="0"/>
           <w:sz w:val="22"/>
         </w:rPr>
-        <w:t>父は、生前、あなたのことを、何か。</w:t>
+        <w:t>父は生前、あなたのことを、何か。</w:t>
       </w:r>
     </w:p>
     <w:p>
@@ -5742,7 +5742,7 @@
           <w:i w:val="0"/>
           <w:sz w:val="22"/>
         </w:rPr>
-        <w:t>いえ。私は、先生とは、一度も、お話ししたことがございません。お名前は、仕事で、何度も目にしましたが。</w:t>
+        <w:t>いえ。私は、先生とは一度も、お話ししたことがございません。お名前は仕事で何度も目にしましたが。</w:t>
       </w:r>
     </w:p>
     <w:p>
@@ -5826,7 +5826,7 @@
           <w:i w:val="0"/>
           <w:sz w:val="22"/>
         </w:rPr>
-        <w:t>お茶が、あります。冷めていますが。……ほうじ茶です。</w:t>
+        <w:t>お茶があります。冷めていますが。……ほうじ茶です。</w:t>
       </w:r>
     </w:p>
     <w:p>
@@ -5874,7 +5874,7 @@
           <w:color w:val="555555"/>
           <w:sz w:val="22"/>
         </w:rPr>
-        <w:t>(神崎は蓋を受け取り、一口、ゆっくり飲む。ロビーの自動ドアが開き、朝の光が、床を横切る。門松の影が、長く伸びる。)</w:t>
+        <w:t>(神崎は蓋を受け取り、一口、ゆっくり飲む。ロビーの自動ドアが開き、朝の光が床を横切る。門松の影が長く伸びる。)</w:t>
       </w:r>
     </w:p>
     <w:p>
@@ -5943,7 +5943,7 @@
           <w:i w:val="0"/>
           <w:sz w:val="22"/>
         </w:rPr>
-        <w:t>いえ。(蓋を両手で返す)ちょうど、いい苦さです。</w:t>
+        <w:t>いえ。(蓋を両手で返す)ちょうどいい苦さです。</w:t>
       </w:r>
     </w:p>
     <w:p>
@@ -5958,7 +5958,7 @@
           <w:color w:val="555555"/>
           <w:sz w:val="22"/>
         </w:rPr>
-        <w:t>(神崎は、もう一度、深く一礼して、去る。遼は、空になった蓋を、しばらく見ている。ポケットの中の、小さな金属が、体温でぬるくなっている。)</w:t>
+        <w:t>(神崎はもう一度、深く一礼して去る。遼は、空になった蓋を、しばらく見ている。ポケットの中の、小さな金属が、体温でぬるくなっている。)</w:t>
       </w:r>
     </w:p>
     <w:p>
